--- a/posts/9_posty_VK_guru_i_uchenik_BG_4_35.docx
+++ b/posts/9_posty_VK_guru_i_uchenik_BG_4_35.docx
@@ -28,16 +28,10 @@
         <w:rPr>
           <w:b/>
           <w:bCs/>
-          <w:i w:val="false"/>
-          <w:iCs w:val="false"/>
         </w:rPr>
         <w:t xml:space="preserve">Спикер:</w:t>
       </w:r>
       <w:r>
-        <w:rPr>
-          <w:i w:val="false"/>
-          <w:iCs w:val="false"/>
-        </w:rPr>
         <w:t xml:space="preserve"> Е.С. Бхакти Бхагаватамрита Кешава Свами Махарадж (Гуру Махарадж).</w:t>
       </w:r>
     </w:p>
@@ -53,16 +47,10 @@
         <w:rPr>
           <w:b/>
           <w:bCs/>
-          <w:i w:val="false"/>
-          <w:iCs w:val="false"/>
         </w:rPr>
         <w:t xml:space="preserve">Тема лекции:</w:t>
       </w:r>
       <w:r>
-        <w:rPr>
-          <w:i w:val="false"/>
-          <w:iCs w:val="false"/>
-        </w:rPr>
         <w:t xml:space="preserve"> духовный учитель и ученик; результат получения трансцендентного знания (Б.-г. 4.35), первые качества знания (аманитва, адамбхитва), категории гуру.</w:t>
       </w:r>
     </w:p>
@@ -87,8 +75,6 @@
         <w:rPr>
           <w:b/>
           <w:bCs/>
-          <w:i w:val="false"/>
-          <w:iCs w:val="false"/>
         </w:rPr>
         <w:t xml:space="preserve">Редакция 3 (по правкам заказчика):</w:t>
       </w:r>
@@ -102,10 +88,6 @@
         <w:ind w:left="480"/>
       </w:pPr>
       <w:r>
-        <w:rPr>
-          <w:i w:val="false"/>
-          <w:iCs w:val="false"/>
-        </w:rPr>
         <w:t xml:space="preserve">1. Цитаты приближены к дословной речи Гуру Махараджа (сохранены его характерные обороты и интонация).</w:t>
       </w:r>
     </w:p>
@@ -118,10 +100,6 @@
         <w:ind w:left="480"/>
       </w:pPr>
       <w:r>
-        <w:rPr>
-          <w:i w:val="false"/>
-          <w:iCs w:val="false"/>
-        </w:rPr>
         <w:t xml:space="preserve">2. Посты более развёрнутые и плотные по смыслу; короткие тоже есть, но их меньше (помечены).</w:t>
       </w:r>
     </w:p>
@@ -134,27 +112,55 @@
         <w:ind w:left="480"/>
       </w:pPr>
       <w:r>
-        <w:rPr>
-          <w:i w:val="false"/>
-          <w:iCs w:val="false"/>
-        </w:rPr>
         <w:t xml:space="preserve">3. </w:t>
       </w:r>
       <w:r>
         <w:rPr>
           <w:b/>
           <w:bCs/>
-          <w:i w:val="false"/>
-          <w:iCs w:val="false"/>
         </w:rPr>
         <w:t xml:space="preserve">Объединяются только соседние, подряд идущие по ходу лекции куски.</w:t>
       </w:r>
       <w:r>
-        <w:rPr>
-          <w:i w:val="false"/>
-          <w:iCs w:val="false"/>
-        </w:rPr>
         <w:t xml:space="preserve"> Мысли из начала и конца лекции НЕ склеиваются, даже если близки по смыслу. Посты идут строго в хронологическом порядке — по таймкоду читатель попадёт примерно туда, где Махарадж говорит то же самое.</w:t>
+      </w:r>
+    </w:p>
+    <w:p>
+      <w:pPr>
+        <w:pBdr>
+          <w:left w:val="single" w:color="CCCCCC" w:sz="12" w:space="8"/>
+        </w:pBdr>
+        <w:spacing w:after="60"/>
+        <w:ind w:left="480"/>
+      </w:pPr>
+    </w:p>
+    <w:p>
+      <w:pPr>
+        <w:pBdr>
+          <w:left w:val="single" w:color="CCCCCC" w:sz="12" w:space="8"/>
+        </w:pBdr>
+        <w:spacing w:after="60"/>
+        <w:ind w:left="480"/>
+      </w:pPr>
+      <w:r>
+        <w:rPr>
+          <w:b/>
+          <w:bCs/>
+        </w:rPr>
+        <w:t xml:space="preserve">Уточнение правила (более позднее, см. `CLAUDE.md` §6b):</w:t>
+      </w:r>
+      <w:r>
+        <w:t xml:space="preserve"> правило смягчено — основой поста остаётся один цельный непрерывный отрезок, но для полноты к нему можно добавить ещё </w:t>
+      </w:r>
+      <w:r>
+        <w:rPr>
+          <w:b/>
+          <w:bCs/>
+        </w:rPr>
+        <w:t xml:space="preserve">один</w:t>
+      </w:r>
+      <w:r>
+        <w:t xml:space="preserve"> короткий фрагмент из другого места лекции (не весь пост из разрозненных кусков). Посты этого файла уже соответствуют и прежнему, и уточнённому правилу — каждый построен на одном непрерывном отрезке.</w:t>
       </w:r>
     </w:p>
     <w:p>
@@ -168,7 +174,7 @@
         <w:spacing w:after="100" w:before="200"/>
       </w:pPr>
       <w:r>
-        <w:t xml:space="preserve">Служебная шапка (заполнить перед публикацией)</w:t>
+        <w:t xml:space="preserve">Служебная шапка (подтверждено по описанию видео)</w:t>
       </w:r>
     </w:p>
     <w:p>
@@ -193,13 +199,7 @@
         <w:t xml:space="preserve">Точное название лекции:</w:t>
       </w:r>
       <w:r>
-        <w:t xml:space="preserve"> </w:t>
-      </w:r>
-      <w:r>
-        <w:rPr>
-          <w:rFonts w:ascii="Consolas" w:cs="Consolas" w:eastAsia="Consolas" w:hAnsi="Consolas"/>
-        </w:rPr>
-        <w:t xml:space="preserve">[сверить по описанию видео]</w:t>
+        <w:t xml:space="preserve"> «А нужен ли Гуру?» (Лекция по «Бхагавад-гите», 4.35)</w:t>
       </w:r>
     </w:p>
     <w:p>
@@ -219,13 +219,7 @@
         <w:t xml:space="preserve">Ссылка на видео:</w:t>
       </w:r>
       <w:r>
-        <w:t xml:space="preserve"> </w:t>
-      </w:r>
-      <w:r>
-        <w:rPr>
-          <w:rFonts w:ascii="Consolas" w:cs="Consolas" w:eastAsia="Consolas" w:hAnsi="Consolas"/>
-        </w:rPr>
-        <w:t xml:space="preserve">[сверить по описанию видео]</w:t>
+        <w:t xml:space="preserve"> https://www.youtube.com/watch?v=G1CYFanHWhc</w:t>
       </w:r>
     </w:p>
     <w:p>
@@ -245,13 +239,7 @@
         <w:t xml:space="preserve">Дата:</w:t>
       </w:r>
       <w:r>
-        <w:t xml:space="preserve"> </w:t>
-      </w:r>
-      <w:r>
-        <w:rPr>
-          <w:rFonts w:ascii="Consolas" w:cs="Consolas" w:eastAsia="Consolas" w:hAnsi="Consolas"/>
-        </w:rPr>
-        <w:t xml:space="preserve">[сверить по описанию видео]</w:t>
+        <w:t xml:space="preserve"> 9 августа 2026 г.</w:t>
       </w:r>
     </w:p>
     <w:p>
@@ -271,13 +259,7 @@
         <w:t xml:space="preserve">Место:</w:t>
       </w:r>
       <w:r>
-        <w:t xml:space="preserve"> </w:t>
-      </w:r>
-      <w:r>
-        <w:rPr>
-          <w:rFonts w:ascii="Consolas" w:cs="Consolas" w:eastAsia="Consolas" w:hAnsi="Consolas"/>
-        </w:rPr>
-        <w:t xml:space="preserve">[сверить по описанию видео]</w:t>
+        <w:t xml:space="preserve"> г. Южно-Сахалинск</w:t>
       </w:r>
     </w:p>
     <w:p>
@@ -294,40 +276,40 @@
           <w:b/>
           <w:bCs/>
         </w:rPr>
-        <w:t xml:space="preserve">Таймкоды:</w:t>
-      </w:r>
-      <w:r>
-        <w:t xml:space="preserve"> по авто-расшифровке (ч:мм:сс), </w:t>
-      </w:r>
+        <w:t xml:space="preserve">Канал:</w:t>
+      </w:r>
+      <w:r>
+        <w:t xml:space="preserve"> «Бхакти Бхагаватамрита Кешава Свами» (YouTube)</w:t>
+      </w:r>
+    </w:p>
+    <w:p>
+      <w:pPr>
+        <w:pStyle w:val="ListParagraph"/>
+        <w:numPr>
+          <w:ilvl w:val="0"/>
+          <w:numId w:val="1"/>
+        </w:numPr>
+        <w:spacing w:after="40"/>
+      </w:pPr>
       <w:r>
         <w:rPr>
           <w:b/>
           <w:bCs/>
         </w:rPr>
-        <w:t xml:space="preserve">сверить с аудио</w:t>
-      </w:r>
-      <w:r>
-        <w:t xml:space="preserve">.</w:t>
-      </w:r>
-    </w:p>
-    <w:p>
-      <w:pPr>
-        <w:spacing w:after="80"/>
-      </w:pPr>
-    </w:p>
-    <w:p>
-      <w:pPr>
-        <w:spacing w:after="60"/>
-      </w:pPr>
+        <w:t xml:space="preserve">Таймкоды:</w:t>
+      </w:r>
+      <w:r>
+        <w:t xml:space="preserve"> по авто-расшифровке (ч:мм:сс), </w:t>
+      </w:r>
       <w:r>
         <w:rPr>
           <w:b/>
           <w:bCs/>
         </w:rPr>
-        <w:t xml:space="preserve">Статус всех цитат ниже — ЧЕРНОВИК до сверки с аудио по таймкоду.</w:t>
-      </w:r>
-      <w:r>
-        <w:t xml:space="preserve"> Речь Гуру Махараджа передана максимально дословно (очистка по глоссарию); от редактора — только связки и контекст.</w:t>
+        <w:t xml:space="preserve">сверить с аудио</w:t>
+      </w:r>
+      <w:r>
+        <w:t xml:space="preserve">.</w:t>
       </w:r>
     </w:p>
     <w:p>
@@ -344,10 +326,10 @@
           <w:b/>
           <w:bCs/>
         </w:rPr>
-        <w:t xml:space="preserve">Копирайт ВВТ:</w:t>
-      </w:r>
-      <w:r>
-        <w:t xml:space="preserve"> перевод и комментарий Шрилы Прабхупады к Б.-г. 4.35 дословно длинно не воспроизводятся — короткий фрагмент + ссылка (см. блок «Стих»).</w:t>
+        <w:t xml:space="preserve">Статус всех цитат ниже — ЧЕРНОВИК до сверки с аудио по таймкоду.</w:t>
+      </w:r>
+      <w:r>
+        <w:t xml:space="preserve"> Речь Гуру Махараджа передана максимально дословно (очистка по глоссарию); от редактора — только связки и контекст.</w:t>
       </w:r>
     </w:p>
     <w:p>
@@ -364,6 +346,26 @@
           <w:b/>
           <w:bCs/>
         </w:rPr>
+        <w:t xml:space="preserve">Копирайт ВВТ:</w:t>
+      </w:r>
+      <w:r>
+        <w:t xml:space="preserve"> перевод и комментарий Шрилы Прабхупады к Б.-г. 4.35 дословно длинно не воспроизводятся — короткий фрагмент + ссылка (см. блок «Стих»).</w:t>
+      </w:r>
+    </w:p>
+    <w:p>
+      <w:pPr>
+        <w:spacing w:after="80"/>
+      </w:pPr>
+    </w:p>
+    <w:p>
+      <w:pPr>
+        <w:spacing w:after="60"/>
+      </w:pPr>
+      <w:r>
+        <w:rPr>
+          <w:b/>
+          <w:bCs/>
+        </w:rPr>
         <w:t xml:space="preserve">Праздники / дни явления-ухода:</w:t>
       </w:r>
       <w:r>
@@ -411,10 +413,6 @@
         <w:ind w:left="480"/>
       </w:pPr>
       <w:r>
-        <w:rPr>
-          <w:i w:val="false"/>
-          <w:iCs w:val="false"/>
-        </w:rPr>
         <w:t xml:space="preserve">«Получив от осознавшей себя души истинное знание, ты больше никогда не впадёшь в заблуждение, ибо это знание поможет тебе увидеть, что все живые существа — частицы Всевышнего, или, иными словами, что все они пребывают во Мне».</w:t>
       </w:r>
     </w:p>
@@ -436,10 +434,6 @@
         <w:ind w:left="480"/>
       </w:pPr>
       <w:r>
-        <w:rPr>
-          <w:i w:val="false"/>
-          <w:iCs w:val="false"/>
-        </w:rPr>
         <w:t xml:space="preserve">— Б.-г. 4.35. Полный текст и комментарий: https://vedabase.io/ru/library/bg/4/35/</w:t>
       </w:r>
     </w:p>
@@ -558,25 +552,7 @@
         <w:spacing w:after="60"/>
       </w:pPr>
       <w:r>
-        <w:t xml:space="preserve">🔹 Лекция: </w:t>
-      </w:r>
-      <w:r>
-        <w:rPr>
-          <w:rFonts w:ascii="Consolas" w:cs="Consolas" w:eastAsia="Consolas" w:hAnsi="Consolas"/>
-        </w:rPr>
-        <w:t xml:space="preserve">[сверить]</w:t>
-      </w:r>
-      <w:r>
-        <w:t xml:space="preserve"> · ссылка: </w:t>
-      </w:r>
-      <w:r>
-        <w:rPr>
-          <w:rFonts w:ascii="Consolas" w:cs="Consolas" w:eastAsia="Consolas" w:hAnsi="Consolas"/>
-        </w:rPr>
-        <w:t xml:space="preserve">[сверить]</w:t>
-      </w:r>
-      <w:r>
-        <w:t xml:space="preserve"> · таймкод ~01:39–03:57</w:t>
+        <w:t xml:space="preserve">🔹 Лекция: «А нужен ли Гуру?» (09.08.2026, Южно-Сахалинск) · ссылка: youtube.com/watch?v=G1CYFanHWhc · таймкод ~01:39–03:57</w:t>
       </w:r>
     </w:p>
     <w:p>
@@ -658,25 +634,7 @@
         <w:spacing w:after="60"/>
       </w:pPr>
       <w:r>
-        <w:t xml:space="preserve">🔹 Лекция: </w:t>
-      </w:r>
-      <w:r>
-        <w:rPr>
-          <w:rFonts w:ascii="Consolas" w:cs="Consolas" w:eastAsia="Consolas" w:hAnsi="Consolas"/>
-        </w:rPr>
-        <w:t xml:space="preserve">[сверить]</w:t>
-      </w:r>
-      <w:r>
-        <w:t xml:space="preserve"> · ссылка: </w:t>
-      </w:r>
-      <w:r>
-        <w:rPr>
-          <w:rFonts w:ascii="Consolas" w:cs="Consolas" w:eastAsia="Consolas" w:hAnsi="Consolas"/>
-        </w:rPr>
-        <w:t xml:space="preserve">[сверить]</w:t>
-      </w:r>
-      <w:r>
-        <w:t xml:space="preserve"> · таймкод ~03:57–04:57</w:t>
+        <w:t xml:space="preserve">🔹 Лекция: «А нужен ли Гуру?» (09.08.2026, Южно-Сахалинск) · ссылка: youtube.com/watch?v=G1CYFanHWhc · таймкод ~03:57–04:57</w:t>
       </w:r>
     </w:p>
     <w:p>
@@ -775,25 +733,7 @@
         <w:spacing w:after="60"/>
       </w:pPr>
       <w:r>
-        <w:t xml:space="preserve">🔹 Лекция: </w:t>
-      </w:r>
-      <w:r>
-        <w:rPr>
-          <w:rFonts w:ascii="Consolas" w:cs="Consolas" w:eastAsia="Consolas" w:hAnsi="Consolas"/>
-        </w:rPr>
-        <w:t xml:space="preserve">[сверить]</w:t>
-      </w:r>
-      <w:r>
-        <w:t xml:space="preserve"> · ссылка: </w:t>
-      </w:r>
-      <w:r>
-        <w:rPr>
-          <w:rFonts w:ascii="Consolas" w:cs="Consolas" w:eastAsia="Consolas" w:hAnsi="Consolas"/>
-        </w:rPr>
-        <w:t xml:space="preserve">[сверить]</w:t>
-      </w:r>
-      <w:r>
-        <w:t xml:space="preserve"> · таймкод ~04:58–07:14</w:t>
+        <w:t xml:space="preserve">🔹 Лекция: «А нужен ли Гуру?» (09.08.2026, Южно-Сахалинск) · ссылка: youtube.com/watch?v=G1CYFanHWhc · таймкод ~04:58–07:14</w:t>
       </w:r>
     </w:p>
     <w:p>
@@ -875,25 +815,7 @@
         <w:spacing w:after="60"/>
       </w:pPr>
       <w:r>
-        <w:t xml:space="preserve">🔹 Лекция: </w:t>
-      </w:r>
-      <w:r>
-        <w:rPr>
-          <w:rFonts w:ascii="Consolas" w:cs="Consolas" w:eastAsia="Consolas" w:hAnsi="Consolas"/>
-        </w:rPr>
-        <w:t xml:space="preserve">[сверить]</w:t>
-      </w:r>
-      <w:r>
-        <w:t xml:space="preserve"> · ссылка: </w:t>
-      </w:r>
-      <w:r>
-        <w:rPr>
-          <w:rFonts w:ascii="Consolas" w:cs="Consolas" w:eastAsia="Consolas" w:hAnsi="Consolas"/>
-        </w:rPr>
-        <w:t xml:space="preserve">[сверить]</w:t>
-      </w:r>
-      <w:r>
-        <w:t xml:space="preserve"> · таймкод ~08:00–09:16</w:t>
+        <w:t xml:space="preserve">🔹 Лекция: «А нужен ли Гуру?» (09.08.2026, Южно-Сахалинск) · ссылка: youtube.com/watch?v=G1CYFanHWhc · таймкод ~08:00–09:16</w:t>
       </w:r>
     </w:p>
     <w:p>
@@ -962,25 +884,7 @@
         <w:spacing w:after="60"/>
       </w:pPr>
       <w:r>
-        <w:t xml:space="preserve">🔹 Лекция: </w:t>
-      </w:r>
-      <w:r>
-        <w:rPr>
-          <w:rFonts w:ascii="Consolas" w:cs="Consolas" w:eastAsia="Consolas" w:hAnsi="Consolas"/>
-        </w:rPr>
-        <w:t xml:space="preserve">[сверить]</w:t>
-      </w:r>
-      <w:r>
-        <w:t xml:space="preserve"> · ссылка: </w:t>
-      </w:r>
-      <w:r>
-        <w:rPr>
-          <w:rFonts w:ascii="Consolas" w:cs="Consolas" w:eastAsia="Consolas" w:hAnsi="Consolas"/>
-        </w:rPr>
-        <w:t xml:space="preserve">[сверить]</w:t>
-      </w:r>
-      <w:r>
-        <w:t xml:space="preserve"> · таймкод ~09:56–10:36</w:t>
+        <w:t xml:space="preserve">🔹 Лекция: «А нужен ли Гуру?» (09.08.2026, Южно-Сахалинск) · ссылка: youtube.com/watch?v=G1CYFanHWhc · таймкод ~09:56–10:36</w:t>
       </w:r>
     </w:p>
     <w:p>
@@ -1062,25 +966,7 @@
         <w:spacing w:after="60"/>
       </w:pPr>
       <w:r>
-        <w:t xml:space="preserve">🔹 Лекция: </w:t>
-      </w:r>
-      <w:r>
-        <w:rPr>
-          <w:rFonts w:ascii="Consolas" w:cs="Consolas" w:eastAsia="Consolas" w:hAnsi="Consolas"/>
-        </w:rPr>
-        <w:t xml:space="preserve">[сверить]</w:t>
-      </w:r>
-      <w:r>
-        <w:t xml:space="preserve"> · ссылка: </w:t>
-      </w:r>
-      <w:r>
-        <w:rPr>
-          <w:rFonts w:ascii="Consolas" w:cs="Consolas" w:eastAsia="Consolas" w:hAnsi="Consolas"/>
-        </w:rPr>
-        <w:t xml:space="preserve">[сверить]</w:t>
-      </w:r>
-      <w:r>
-        <w:t xml:space="preserve"> · таймкод ~11:06–12:28</w:t>
+        <w:t xml:space="preserve">🔹 Лекция: «А нужен ли Гуру?» (09.08.2026, Южно-Сахалинск) · ссылка: youtube.com/watch?v=G1CYFanHWhc · таймкод ~11:06–12:28</w:t>
       </w:r>
     </w:p>
     <w:p>
@@ -1201,25 +1087,7 @@
         <w:spacing w:after="60"/>
       </w:pPr>
       <w:r>
-        <w:t xml:space="preserve">🔹 Лекция: </w:t>
-      </w:r>
-      <w:r>
-        <w:rPr>
-          <w:rFonts w:ascii="Consolas" w:cs="Consolas" w:eastAsia="Consolas" w:hAnsi="Consolas"/>
-        </w:rPr>
-        <w:t xml:space="preserve">[сверить]</w:t>
-      </w:r>
-      <w:r>
-        <w:t xml:space="preserve"> · ссылка: </w:t>
-      </w:r>
-      <w:r>
-        <w:rPr>
-          <w:rFonts w:ascii="Consolas" w:cs="Consolas" w:eastAsia="Consolas" w:hAnsi="Consolas"/>
-        </w:rPr>
-        <w:t xml:space="preserve">[сверить]</w:t>
-      </w:r>
-      <w:r>
-        <w:t xml:space="preserve"> · таймкод ~12:28–16:21</w:t>
+        <w:t xml:space="preserve">🔹 Лекция: «А нужен ли Гуру?» (09.08.2026, Южно-Сахалинск) · ссылка: youtube.com/watch?v=G1CYFanHWhc · таймкод ~12:28–16:21</w:t>
       </w:r>
     </w:p>
     <w:p>
@@ -1327,25 +1195,7 @@
         <w:spacing w:after="60"/>
       </w:pPr>
       <w:r>
-        <w:t xml:space="preserve">🔹 Лекция: </w:t>
-      </w:r>
-      <w:r>
-        <w:rPr>
-          <w:rFonts w:ascii="Consolas" w:cs="Consolas" w:eastAsia="Consolas" w:hAnsi="Consolas"/>
-        </w:rPr>
-        <w:t xml:space="preserve">[сверить]</w:t>
-      </w:r>
-      <w:r>
-        <w:t xml:space="preserve"> · ссылка: </w:t>
-      </w:r>
-      <w:r>
-        <w:rPr>
-          <w:rFonts w:ascii="Consolas" w:cs="Consolas" w:eastAsia="Consolas" w:hAnsi="Consolas"/>
-        </w:rPr>
-        <w:t xml:space="preserve">[сверить]</w:t>
-      </w:r>
-      <w:r>
-        <w:t xml:space="preserve"> · таймкод ~21:16–24:41</w:t>
+        <w:t xml:space="preserve">🔹 Лекция: «А нужен ли Гуру?» (09.08.2026, Южно-Сахалинск) · ссылка: youtube.com/watch?v=G1CYFanHWhc · таймкод ~21:16–24:41</w:t>
       </w:r>
     </w:p>
     <w:p>
@@ -1427,25 +1277,7 @@
         <w:spacing w:after="60"/>
       </w:pPr>
       <w:r>
-        <w:t xml:space="preserve">🔹 Лекция: </w:t>
-      </w:r>
-      <w:r>
-        <w:rPr>
-          <w:rFonts w:ascii="Consolas" w:cs="Consolas" w:eastAsia="Consolas" w:hAnsi="Consolas"/>
-        </w:rPr>
-        <w:t xml:space="preserve">[сверить]</w:t>
-      </w:r>
-      <w:r>
-        <w:t xml:space="preserve"> · ссылка: </w:t>
-      </w:r>
-      <w:r>
-        <w:rPr>
-          <w:rFonts w:ascii="Consolas" w:cs="Consolas" w:eastAsia="Consolas" w:hAnsi="Consolas"/>
-        </w:rPr>
-        <w:t xml:space="preserve">[сверить]</w:t>
-      </w:r>
-      <w:r>
-        <w:t xml:space="preserve"> · таймкод ~24:41–25:35</w:t>
+        <w:t xml:space="preserve">🔹 Лекция: «А нужен ли Гуру?» (09.08.2026, Южно-Сахалинск) · ссылка: youtube.com/watch?v=G1CYFanHWhc · таймкод ~24:41–25:35</w:t>
       </w:r>
     </w:p>
     <w:p>
@@ -1514,25 +1346,7 @@
         <w:spacing w:after="60"/>
       </w:pPr>
       <w:r>
-        <w:t xml:space="preserve">🔹 Лекция: </w:t>
-      </w:r>
-      <w:r>
-        <w:rPr>
-          <w:rFonts w:ascii="Consolas" w:cs="Consolas" w:eastAsia="Consolas" w:hAnsi="Consolas"/>
-        </w:rPr>
-        <w:t xml:space="preserve">[сверить]</w:t>
-      </w:r>
-      <w:r>
-        <w:t xml:space="preserve"> · ссылка: </w:t>
-      </w:r>
-      <w:r>
-        <w:rPr>
-          <w:rFonts w:ascii="Consolas" w:cs="Consolas" w:eastAsia="Consolas" w:hAnsi="Consolas"/>
-        </w:rPr>
-        <w:t xml:space="preserve">[сверить]</w:t>
-      </w:r>
-      <w:r>
-        <w:t xml:space="preserve"> · таймкод ~25:45–26:22</w:t>
+        <w:t xml:space="preserve">🔹 Лекция: «А нужен ли Гуру?» (09.08.2026, Южно-Сахалинск) · ссылка: youtube.com/watch?v=G1CYFanHWhc · таймкод ~25:45–26:22</w:t>
       </w:r>
     </w:p>
     <w:p>
@@ -1614,25 +1428,7 @@
         <w:spacing w:after="60"/>
       </w:pPr>
       <w:r>
-        <w:t xml:space="preserve">🔹 Лекция: </w:t>
-      </w:r>
-      <w:r>
-        <w:rPr>
-          <w:rFonts w:ascii="Consolas" w:cs="Consolas" w:eastAsia="Consolas" w:hAnsi="Consolas"/>
-        </w:rPr>
-        <w:t xml:space="preserve">[сверить]</w:t>
-      </w:r>
-      <w:r>
-        <w:t xml:space="preserve"> · ссылка: </w:t>
-      </w:r>
-      <w:r>
-        <w:rPr>
-          <w:rFonts w:ascii="Consolas" w:cs="Consolas" w:eastAsia="Consolas" w:hAnsi="Consolas"/>
-        </w:rPr>
-        <w:t xml:space="preserve">[сверить]</w:t>
-      </w:r>
-      <w:r>
-        <w:t xml:space="preserve"> · таймкод ~30:30–32:22</w:t>
+        <w:t xml:space="preserve">🔹 Лекция: «А нужен ли Гуру?» (09.08.2026, Южно-Сахалинск) · ссылка: youtube.com/watch?v=G1CYFanHWhc · таймкод ~30:30–32:22</w:t>
       </w:r>
     </w:p>
     <w:p>
@@ -1701,25 +1497,7 @@
         <w:spacing w:after="60"/>
       </w:pPr>
       <w:r>
-        <w:t xml:space="preserve">🔹 Лекция: </w:t>
-      </w:r>
-      <w:r>
-        <w:rPr>
-          <w:rFonts w:ascii="Consolas" w:cs="Consolas" w:eastAsia="Consolas" w:hAnsi="Consolas"/>
-        </w:rPr>
-        <w:t xml:space="preserve">[сверить]</w:t>
-      </w:r>
-      <w:r>
-        <w:t xml:space="preserve"> · ссылка: </w:t>
-      </w:r>
-      <w:r>
-        <w:rPr>
-          <w:rFonts w:ascii="Consolas" w:cs="Consolas" w:eastAsia="Consolas" w:hAnsi="Consolas"/>
-        </w:rPr>
-        <w:t xml:space="preserve">[сверить]</w:t>
-      </w:r>
-      <w:r>
-        <w:t xml:space="preserve"> · таймкод ~33:22–33:48</w:t>
+        <w:t xml:space="preserve">🔹 Лекция: «А нужен ли Гуру?» (09.08.2026, Южно-Сахалинск) · ссылка: youtube.com/watch?v=G1CYFanHWhc · таймкод ~33:22–33:48</w:t>
       </w:r>
     </w:p>
     <w:p>
@@ -1801,25 +1579,7 @@
         <w:spacing w:after="60"/>
       </w:pPr>
       <w:r>
-        <w:t xml:space="preserve">🔹 Лекция: </w:t>
-      </w:r>
-      <w:r>
-        <w:rPr>
-          <w:rFonts w:ascii="Consolas" w:cs="Consolas" w:eastAsia="Consolas" w:hAnsi="Consolas"/>
-        </w:rPr>
-        <w:t xml:space="preserve">[сверить]</w:t>
-      </w:r>
-      <w:r>
-        <w:t xml:space="preserve"> · ссылка: </w:t>
-      </w:r>
-      <w:r>
-        <w:rPr>
-          <w:rFonts w:ascii="Consolas" w:cs="Consolas" w:eastAsia="Consolas" w:hAnsi="Consolas"/>
-        </w:rPr>
-        <w:t xml:space="preserve">[сверить]</w:t>
-      </w:r>
-      <w:r>
-        <w:t xml:space="preserve"> · таймкод ~34:39–39:15</w:t>
+        <w:t xml:space="preserve">🔹 Лекция: «А нужен ли Гуру?» (09.08.2026, Южно-Сахалинск) · ссылка: youtube.com/watch?v=G1CYFanHWhc · таймкод ~34:39–39:15</w:t>
       </w:r>
     </w:p>
     <w:p>
@@ -1945,25 +1705,7 @@
         <w:spacing w:after="60"/>
       </w:pPr>
       <w:r>
-        <w:t xml:space="preserve">🔹 Лекция: </w:t>
-      </w:r>
-      <w:r>
-        <w:rPr>
-          <w:rFonts w:ascii="Consolas" w:cs="Consolas" w:eastAsia="Consolas" w:hAnsi="Consolas"/>
-        </w:rPr>
-        <w:t xml:space="preserve">[сверить]</w:t>
-      </w:r>
-      <w:r>
-        <w:t xml:space="preserve"> · ссылка: </w:t>
-      </w:r>
-      <w:r>
-        <w:rPr>
-          <w:rFonts w:ascii="Consolas" w:cs="Consolas" w:eastAsia="Consolas" w:hAnsi="Consolas"/>
-        </w:rPr>
-        <w:t xml:space="preserve">[сверить]</w:t>
-      </w:r>
-      <w:r>
-        <w:t xml:space="preserve"> · таймкод ~39:15–43:00</w:t>
+        <w:t xml:space="preserve">🔹 Лекция: «А нужен ли Гуру?» (09.08.2026, Южно-Сахалинск) · ссылка: youtube.com/watch?v=G1CYFanHWhc · таймкод ~39:15–43:00</w:t>
       </w:r>
     </w:p>
     <w:p>
@@ -2045,25 +1787,7 @@
         <w:spacing w:after="60"/>
       </w:pPr>
       <w:r>
-        <w:t xml:space="preserve">🔹 Лекция: </w:t>
-      </w:r>
-      <w:r>
-        <w:rPr>
-          <w:rFonts w:ascii="Consolas" w:cs="Consolas" w:eastAsia="Consolas" w:hAnsi="Consolas"/>
-        </w:rPr>
-        <w:t xml:space="preserve">[сверить]</w:t>
-      </w:r>
-      <w:r>
-        <w:t xml:space="preserve"> · ссылка: </w:t>
-      </w:r>
-      <w:r>
-        <w:rPr>
-          <w:rFonts w:ascii="Consolas" w:cs="Consolas" w:eastAsia="Consolas" w:hAnsi="Consolas"/>
-        </w:rPr>
-        <w:t xml:space="preserve">[сверить]</w:t>
-      </w:r>
-      <w:r>
-        <w:t xml:space="preserve"> · таймкод ~43:57–45:29</w:t>
+        <w:t xml:space="preserve">🔹 Лекция: «А нужен ли Гуру?» (09.08.2026, Южно-Сахалинск) · ссылка: youtube.com/watch?v=G1CYFanHWhc · таймкод ~43:57–45:29</w:t>
       </w:r>
     </w:p>
     <w:p>
@@ -2145,25 +1869,7 @@
         <w:spacing w:after="60"/>
       </w:pPr>
       <w:r>
-        <w:t xml:space="preserve">🔹 Лекция: </w:t>
-      </w:r>
-      <w:r>
-        <w:rPr>
-          <w:rFonts w:ascii="Consolas" w:cs="Consolas" w:eastAsia="Consolas" w:hAnsi="Consolas"/>
-        </w:rPr>
-        <w:t xml:space="preserve">[сверить]</w:t>
-      </w:r>
-      <w:r>
-        <w:t xml:space="preserve"> · ссылка: </w:t>
-      </w:r>
-      <w:r>
-        <w:rPr>
-          <w:rFonts w:ascii="Consolas" w:cs="Consolas" w:eastAsia="Consolas" w:hAnsi="Consolas"/>
-        </w:rPr>
-        <w:t xml:space="preserve">[сверить]</w:t>
-      </w:r>
-      <w:r>
-        <w:t xml:space="preserve"> · таймкод ~45:45–47:03</w:t>
+        <w:t xml:space="preserve">🔹 Лекция: «А нужен ли Гуру?» (09.08.2026, Южно-Сахалинск) · ссылка: youtube.com/watch?v=G1CYFanHWhc · таймкод ~45:45–47:03</w:t>
       </w:r>
     </w:p>
     <w:p>
@@ -2245,25 +1951,7 @@
         <w:spacing w:after="60"/>
       </w:pPr>
       <w:r>
-        <w:t xml:space="preserve">🔹 Лекция: </w:t>
-      </w:r>
-      <w:r>
-        <w:rPr>
-          <w:rFonts w:ascii="Consolas" w:cs="Consolas" w:eastAsia="Consolas" w:hAnsi="Consolas"/>
-        </w:rPr>
-        <w:t xml:space="preserve">[сверить]</w:t>
-      </w:r>
-      <w:r>
-        <w:t xml:space="preserve"> · ссылка: </w:t>
-      </w:r>
-      <w:r>
-        <w:rPr>
-          <w:rFonts w:ascii="Consolas" w:cs="Consolas" w:eastAsia="Consolas" w:hAnsi="Consolas"/>
-        </w:rPr>
-        <w:t xml:space="preserve">[сверить]</w:t>
-      </w:r>
-      <w:r>
-        <w:t xml:space="preserve"> · таймкод ~47:19–48:27</w:t>
+        <w:t xml:space="preserve">🔹 Лекция: «А нужен ли Гуру?» (09.08.2026, Южно-Сахалинск) · ссылка: youtube.com/watch?v=G1CYFanHWhc · таймкод ~47:19–48:27</w:t>
       </w:r>
     </w:p>
     <w:p>
@@ -2345,25 +2033,7 @@
         <w:spacing w:after="60"/>
       </w:pPr>
       <w:r>
-        <w:t xml:space="preserve">🔹 Лекция: </w:t>
-      </w:r>
-      <w:r>
-        <w:rPr>
-          <w:rFonts w:ascii="Consolas" w:cs="Consolas" w:eastAsia="Consolas" w:hAnsi="Consolas"/>
-        </w:rPr>
-        <w:t xml:space="preserve">[сверить]</w:t>
-      </w:r>
-      <w:r>
-        <w:t xml:space="preserve"> · ссылка: </w:t>
-      </w:r>
-      <w:r>
-        <w:rPr>
-          <w:rFonts w:ascii="Consolas" w:cs="Consolas" w:eastAsia="Consolas" w:hAnsi="Consolas"/>
-        </w:rPr>
-        <w:t xml:space="preserve">[сверить]</w:t>
-      </w:r>
-      <w:r>
-        <w:t xml:space="preserve"> · таймкод ~48:17–50:03</w:t>
+        <w:t xml:space="preserve">🔹 Лекция: «А нужен ли Гуру?» (09.08.2026, Южно-Сахалинск) · ссылка: youtube.com/watch?v=G1CYFanHWhc · таймкод ~48:17–50:03</w:t>
       </w:r>
     </w:p>
     <w:p>
@@ -2455,25 +2125,7 @@
         <w:spacing w:after="60"/>
       </w:pPr>
       <w:r>
-        <w:t xml:space="preserve">🔹 Лекция: </w:t>
-      </w:r>
-      <w:r>
-        <w:rPr>
-          <w:rFonts w:ascii="Consolas" w:cs="Consolas" w:eastAsia="Consolas" w:hAnsi="Consolas"/>
-        </w:rPr>
-        <w:t xml:space="preserve">[сверить]</w:t>
-      </w:r>
-      <w:r>
-        <w:t xml:space="preserve"> · ссылка: </w:t>
-      </w:r>
-      <w:r>
-        <w:rPr>
-          <w:rFonts w:ascii="Consolas" w:cs="Consolas" w:eastAsia="Consolas" w:hAnsi="Consolas"/>
-        </w:rPr>
-        <w:t xml:space="preserve">[сверить]</w:t>
-      </w:r>
-      <w:r>
-        <w:t xml:space="preserve"> · таймкод ~50:03–52:26</w:t>
+        <w:t xml:space="preserve">🔹 Лекция: «А нужен ли Гуру?» (09.08.2026, Южно-Сахалинск) · ссылка: youtube.com/watch?v=G1CYFanHWhc · таймкод ~50:03–52:26</w:t>
       </w:r>
     </w:p>
     <w:p>
@@ -2568,25 +2220,7 @@
         <w:spacing w:after="60"/>
       </w:pPr>
       <w:r>
-        <w:t xml:space="preserve">🔹 Лекция: </w:t>
-      </w:r>
-      <w:r>
-        <w:rPr>
-          <w:rFonts w:ascii="Consolas" w:cs="Consolas" w:eastAsia="Consolas" w:hAnsi="Consolas"/>
-        </w:rPr>
-        <w:t xml:space="preserve">[сверить]</w:t>
-      </w:r>
-      <w:r>
-        <w:t xml:space="preserve"> · ссылка: </w:t>
-      </w:r>
-      <w:r>
-        <w:rPr>
-          <w:rFonts w:ascii="Consolas" w:cs="Consolas" w:eastAsia="Consolas" w:hAnsi="Consolas"/>
-        </w:rPr>
-        <w:t xml:space="preserve">[сверить]</w:t>
-      </w:r>
-      <w:r>
-        <w:t xml:space="preserve"> · таймкод ~52:32–56:56</w:t>
+        <w:t xml:space="preserve">🔹 Лекция: «А нужен ли Гуру?» (09.08.2026, Южно-Сахалинск) · ссылка: youtube.com/watch?v=G1CYFanHWhc · таймкод ~52:32–56:56</w:t>
       </w:r>
     </w:p>
     <w:p>
@@ -2668,25 +2302,7 @@
         <w:spacing w:after="60"/>
       </w:pPr>
       <w:r>
-        <w:t xml:space="preserve">🔹 Лекция: </w:t>
-      </w:r>
-      <w:r>
-        <w:rPr>
-          <w:rFonts w:ascii="Consolas" w:cs="Consolas" w:eastAsia="Consolas" w:hAnsi="Consolas"/>
-        </w:rPr>
-        <w:t xml:space="preserve">[сверить]</w:t>
-      </w:r>
-      <w:r>
-        <w:t xml:space="preserve"> · ссылка: </w:t>
-      </w:r>
-      <w:r>
-        <w:rPr>
-          <w:rFonts w:ascii="Consolas" w:cs="Consolas" w:eastAsia="Consolas" w:hAnsi="Consolas"/>
-        </w:rPr>
-        <w:t xml:space="preserve">[сверить]</w:t>
-      </w:r>
-      <w:r>
-        <w:t xml:space="preserve"> · таймкод ~57:07–58:20</w:t>
+        <w:t xml:space="preserve">🔹 Лекция: «А нужен ли Гуру?» (09.08.2026, Южно-Сахалинск) · ссылка: youtube.com/watch?v=G1CYFanHWhc · таймкод ~57:07–58:20</w:t>
       </w:r>
     </w:p>
     <w:p>
@@ -2768,25 +2384,7 @@
         <w:spacing w:after="60"/>
       </w:pPr>
       <w:r>
-        <w:t xml:space="preserve">🔹 Лекция: </w:t>
-      </w:r>
-      <w:r>
-        <w:rPr>
-          <w:rFonts w:ascii="Consolas" w:cs="Consolas" w:eastAsia="Consolas" w:hAnsi="Consolas"/>
-        </w:rPr>
-        <w:t xml:space="preserve">[сверить]</w:t>
-      </w:r>
-      <w:r>
-        <w:t xml:space="preserve"> · ссылка: </w:t>
-      </w:r>
-      <w:r>
-        <w:rPr>
-          <w:rFonts w:ascii="Consolas" w:cs="Consolas" w:eastAsia="Consolas" w:hAnsi="Consolas"/>
-        </w:rPr>
-        <w:t xml:space="preserve">[сверить]</w:t>
-      </w:r>
-      <w:r>
-        <w:t xml:space="preserve"> · таймкод ~58:32–1:00:00</w:t>
+        <w:t xml:space="preserve">🔹 Лекция: «А нужен ли Гуру?» (09.08.2026, Южно-Сахалинск) · ссылка: youtube.com/watch?v=G1CYFanHWhc · таймкод ~58:32–1:00:00</w:t>
       </w:r>
     </w:p>
     <w:p>
@@ -2926,25 +2524,7 @@
         <w:spacing w:after="60"/>
       </w:pPr>
       <w:r>
-        <w:t xml:space="preserve">🔹 Лекция: </w:t>
-      </w:r>
-      <w:r>
-        <w:rPr>
-          <w:rFonts w:ascii="Consolas" w:cs="Consolas" w:eastAsia="Consolas" w:hAnsi="Consolas"/>
-        </w:rPr>
-        <w:t xml:space="preserve">[сверить]</w:t>
-      </w:r>
-      <w:r>
-        <w:t xml:space="preserve"> · ссылка: </w:t>
-      </w:r>
-      <w:r>
-        <w:rPr>
-          <w:rFonts w:ascii="Consolas" w:cs="Consolas" w:eastAsia="Consolas" w:hAnsi="Consolas"/>
-        </w:rPr>
-        <w:t xml:space="preserve">[сверить]</w:t>
-      </w:r>
-      <w:r>
-        <w:t xml:space="preserve"> · таймкод ~1:00:00–1:04:07 · стих Б.-г. 5.29: https://vedabase.io/ru/library/bg/5/29/</w:t>
+        <w:t xml:space="preserve">🔹 Лекция: «А нужен ли Гуру?» (09.08.2026, Южно-Сахалинск) · ссылка: youtube.com/watch?v=G1CYFanHWhc · таймкод ~1:00:00–1:04:07 · стих Б.-г. 5.29: https://vedabase.io/ru/library/bg/5/29/</w:t>
       </w:r>
     </w:p>
     <w:p>
@@ -3026,25 +2606,7 @@
         <w:spacing w:after="60"/>
       </w:pPr>
       <w:r>
-        <w:t xml:space="preserve">🔹 Лекция: </w:t>
-      </w:r>
-      <w:r>
-        <w:rPr>
-          <w:rFonts w:ascii="Consolas" w:cs="Consolas" w:eastAsia="Consolas" w:hAnsi="Consolas"/>
-        </w:rPr>
-        <w:t xml:space="preserve">[сверить]</w:t>
-      </w:r>
-      <w:r>
-        <w:t xml:space="preserve"> · ссылка: </w:t>
-      </w:r>
-      <w:r>
-        <w:rPr>
-          <w:rFonts w:ascii="Consolas" w:cs="Consolas" w:eastAsia="Consolas" w:hAnsi="Consolas"/>
-        </w:rPr>
-        <w:t xml:space="preserve">[сверить]</w:t>
-      </w:r>
-      <w:r>
-        <w:t xml:space="preserve"> · таймкод ~1:04:07–1:05:28</w:t>
+        <w:t xml:space="preserve">🔹 Лекция: «А нужен ли Гуру?» (09.08.2026, Южно-Сахалинск) · ссылка: youtube.com/watch?v=G1CYFanHWhc · таймкод ~1:04:07–1:05:28</w:t>
       </w:r>
     </w:p>
     <w:p>
@@ -3139,25 +2701,7 @@
         <w:spacing w:after="60"/>
       </w:pPr>
       <w:r>
-        <w:t xml:space="preserve">🔹 Лекция: </w:t>
-      </w:r>
-      <w:r>
-        <w:rPr>
-          <w:rFonts w:ascii="Consolas" w:cs="Consolas" w:eastAsia="Consolas" w:hAnsi="Consolas"/>
-        </w:rPr>
-        <w:t xml:space="preserve">[сверить]</w:t>
-      </w:r>
-      <w:r>
-        <w:t xml:space="preserve"> · ссылка: </w:t>
-      </w:r>
-      <w:r>
-        <w:rPr>
-          <w:rFonts w:ascii="Consolas" w:cs="Consolas" w:eastAsia="Consolas" w:hAnsi="Consolas"/>
-        </w:rPr>
-        <w:t xml:space="preserve">[сверить]</w:t>
-      </w:r>
-      <w:r>
-        <w:t xml:space="preserve"> · таймкод ~1:05:48–1:11:48</w:t>
+        <w:t xml:space="preserve">🔹 Лекция: «А нужен ли Гуру?» (09.08.2026, Южно-Сахалинск) · ссылка: youtube.com/watch?v=G1CYFanHWhc · таймкод ~1:05:48–1:11:48</w:t>
       </w:r>
     </w:p>
     <w:p>
@@ -3331,25 +2875,7 @@
         <w:spacing w:after="60"/>
       </w:pPr>
       <w:r>
-        <w:t xml:space="preserve">🔹 Лекция: </w:t>
-      </w:r>
-      <w:r>
-        <w:rPr>
-          <w:rFonts w:ascii="Consolas" w:cs="Consolas" w:eastAsia="Consolas" w:hAnsi="Consolas"/>
-        </w:rPr>
-        <w:t xml:space="preserve">[сверить]</w:t>
-      </w:r>
-      <w:r>
-        <w:t xml:space="preserve"> · ссылка: </w:t>
-      </w:r>
-      <w:r>
-        <w:rPr>
-          <w:rFonts w:ascii="Consolas" w:cs="Consolas" w:eastAsia="Consolas" w:hAnsi="Consolas"/>
-        </w:rPr>
-        <w:t xml:space="preserve">[сверить]</w:t>
-      </w:r>
-      <w:r>
-        <w:t xml:space="preserve"> · таймкод ~1:12:18–1:14:26</w:t>
+        <w:t xml:space="preserve">🔹 Лекция: «А нужен ли Гуру?» (09.08.2026, Южно-Сахалинск) · ссылка: youtube.com/watch?v=G1CYFanHWhc · таймкод ~1:12:18–1:14:26</w:t>
       </w:r>
     </w:p>
     <w:p>
@@ -3461,25 +2987,7 @@
         <w:spacing w:after="60"/>
       </w:pPr>
       <w:r>
-        <w:t xml:space="preserve">🔹 Лекция: </w:t>
-      </w:r>
-      <w:r>
-        <w:rPr>
-          <w:rFonts w:ascii="Consolas" w:cs="Consolas" w:eastAsia="Consolas" w:hAnsi="Consolas"/>
-        </w:rPr>
-        <w:t xml:space="preserve">[сверить]</w:t>
-      </w:r>
-      <w:r>
-        <w:t xml:space="preserve"> · ссылка: </w:t>
-      </w:r>
-      <w:r>
-        <w:rPr>
-          <w:rFonts w:ascii="Consolas" w:cs="Consolas" w:eastAsia="Consolas" w:hAnsi="Consolas"/>
-        </w:rPr>
-        <w:t xml:space="preserve">[сверить]</w:t>
-      </w:r>
-      <w:r>
-        <w:t xml:space="preserve"> · таймкод ~1:14:48–1:20:12</w:t>
+        <w:t xml:space="preserve">🔹 Лекция: «А нужен ли Гуру?» (09.08.2026, Южно-Сахалинск) · ссылка: youtube.com/watch?v=G1CYFanHWhc · таймкод ~1:14:48–1:20:12</w:t>
       </w:r>
     </w:p>
     <w:p>
@@ -3578,25 +3086,7 @@
         <w:spacing w:after="60"/>
       </w:pPr>
       <w:r>
-        <w:t xml:space="preserve">🔹 Лекция: </w:t>
-      </w:r>
-      <w:r>
-        <w:rPr>
-          <w:rFonts w:ascii="Consolas" w:cs="Consolas" w:eastAsia="Consolas" w:hAnsi="Consolas"/>
-        </w:rPr>
-        <w:t xml:space="preserve">[сверить]</w:t>
-      </w:r>
-      <w:r>
-        <w:t xml:space="preserve"> · ссылка: </w:t>
-      </w:r>
-      <w:r>
-        <w:rPr>
-          <w:rFonts w:ascii="Consolas" w:cs="Consolas" w:eastAsia="Consolas" w:hAnsi="Consolas"/>
-        </w:rPr>
-        <w:t xml:space="preserve">[сверить]</w:t>
-      </w:r>
-      <w:r>
-        <w:t xml:space="preserve"> · таймкод ~1:26:26–1:30:21</w:t>
+        <w:t xml:space="preserve">🔹 Лекция: «А нужен ли Гуру?» (09.08.2026, Южно-Сахалинск) · ссылка: youtube.com/watch?v=G1CYFanHWhc · таймкод ~1:26:26–1:30:21</w:t>
       </w:r>
     </w:p>
     <w:p>
@@ -3695,25 +3185,7 @@
         <w:spacing w:after="60"/>
       </w:pPr>
       <w:r>
-        <w:t xml:space="preserve">🔹 Лекция: </w:t>
-      </w:r>
-      <w:r>
-        <w:rPr>
-          <w:rFonts w:ascii="Consolas" w:cs="Consolas" w:eastAsia="Consolas" w:hAnsi="Consolas"/>
-        </w:rPr>
-        <w:t xml:space="preserve">[сверить]</w:t>
-      </w:r>
-      <w:r>
-        <w:t xml:space="preserve"> · ссылка: </w:t>
-      </w:r>
-      <w:r>
-        <w:rPr>
-          <w:rFonts w:ascii="Consolas" w:cs="Consolas" w:eastAsia="Consolas" w:hAnsi="Consolas"/>
-        </w:rPr>
-        <w:t xml:space="preserve">[сверить]</w:t>
-      </w:r>
-      <w:r>
-        <w:t xml:space="preserve"> · таймкод ~1:30:28–1:32:20</w:t>
+        <w:t xml:space="preserve">🔹 Лекция: «А нужен ли Гуру?» (09.08.2026, Южно-Сахалинск) · ссылка: youtube.com/watch?v=G1CYFanHWhc · таймкод ~1:30:28–1:32:20</w:t>
       </w:r>
     </w:p>
     <w:p>
@@ -3831,25 +3303,7 @@
         <w:spacing w:after="60"/>
       </w:pPr>
       <w:r>
-        <w:t xml:space="preserve">🔹 Лекция: </w:t>
-      </w:r>
-      <w:r>
-        <w:rPr>
-          <w:rFonts w:ascii="Consolas" w:cs="Consolas" w:eastAsia="Consolas" w:hAnsi="Consolas"/>
-        </w:rPr>
-        <w:t xml:space="preserve">[сверить]</w:t>
-      </w:r>
-      <w:r>
-        <w:t xml:space="preserve"> · ссылка: </w:t>
-      </w:r>
-      <w:r>
-        <w:rPr>
-          <w:rFonts w:ascii="Consolas" w:cs="Consolas" w:eastAsia="Consolas" w:hAnsi="Consolas"/>
-        </w:rPr>
-        <w:t xml:space="preserve">[сверить]</w:t>
-      </w:r>
-      <w:r>
-        <w:t xml:space="preserve"> · таймкод ~1:33:27–1:35:33</w:t>
+        <w:t xml:space="preserve">🔹 Лекция: «А нужен ли Гуру?» (09.08.2026, Южно-Сахалинск) · ссылка: youtube.com/watch?v=G1CYFanHWhc · таймкод ~1:33:27–1:35:33</w:t>
       </w:r>
     </w:p>
     <w:p>
@@ -3957,25 +3411,7 @@
         <w:spacing w:after="60"/>
       </w:pPr>
       <w:r>
-        <w:t xml:space="preserve">🔹 Лекция: </w:t>
-      </w:r>
-      <w:r>
-        <w:rPr>
-          <w:rFonts w:ascii="Consolas" w:cs="Consolas" w:eastAsia="Consolas" w:hAnsi="Consolas"/>
-        </w:rPr>
-        <w:t xml:space="preserve">[сверить]</w:t>
-      </w:r>
-      <w:r>
-        <w:t xml:space="preserve"> · ссылка: </w:t>
-      </w:r>
-      <w:r>
-        <w:rPr>
-          <w:rFonts w:ascii="Consolas" w:cs="Consolas" w:eastAsia="Consolas" w:hAnsi="Consolas"/>
-        </w:rPr>
-        <w:t xml:space="preserve">[сверить]</w:t>
-      </w:r>
-      <w:r>
-        <w:t xml:space="preserve"> · таймкод ~1:36:36–1:40:57</w:t>
+        <w:t xml:space="preserve">🔹 Лекция: «А нужен ли Гуру?» (09.08.2026, Южно-Сахалинск) · ссылка: youtube.com/watch?v=G1CYFanHWhc · таймкод ~1:36:36–1:40:57</w:t>
       </w:r>
     </w:p>
     <w:p>
@@ -4057,33 +3493,21 @@
         <w:ind w:left="480"/>
       </w:pPr>
       <w:r>
-        <w:rPr>
-          <w:i w:val="false"/>
-          <w:iCs w:val="false"/>
-        </w:rPr>
         <w:t xml:space="preserve">⚠️ В расшифровке мысль обрывается — рассказ о туласи/Вринда-деви не завершён. </w:t>
       </w:r>
       <w:r>
         <w:rPr>
           <w:b/>
           <w:bCs/>
-          <w:i w:val="false"/>
-          <w:iCs w:val="false"/>
         </w:rPr>
         <w:t xml:space="preserve">Не публиковать как законченный пост</w:t>
       </w:r>
       <w:r>
-        <w:rPr>
-          <w:i w:val="false"/>
-          <w:iCs w:val="false"/>
-        </w:rPr>
         <w:t xml:space="preserve"> без сверки и досбора по полной записи. </w:t>
       </w:r>
       <w:r>
         <w:rPr>
           <w:rFonts w:ascii="Consolas" w:cs="Consolas" w:eastAsia="Consolas" w:hAnsi="Consolas"/>
-          <w:i w:val="false"/>
-          <w:iCs w:val="false"/>
         </w:rPr>
         <w:t xml:space="preserve">[сверить]</w:t>
       </w:r>
@@ -4106,25 +3530,7 @@
         <w:spacing w:after="60"/>
       </w:pPr>
       <w:r>
-        <w:t xml:space="preserve">🔹 Лекция: </w:t>
-      </w:r>
-      <w:r>
-        <w:rPr>
-          <w:rFonts w:ascii="Consolas" w:cs="Consolas" w:eastAsia="Consolas" w:hAnsi="Consolas"/>
-        </w:rPr>
-        <w:t xml:space="preserve">[сверить]</w:t>
-      </w:r>
-      <w:r>
-        <w:t xml:space="preserve"> · ссылка: </w:t>
-      </w:r>
-      <w:r>
-        <w:rPr>
-          <w:rFonts w:ascii="Consolas" w:cs="Consolas" w:eastAsia="Consolas" w:hAnsi="Consolas"/>
-        </w:rPr>
-        <w:t xml:space="preserve">[сверить]</w:t>
-      </w:r>
-      <w:r>
-        <w:t xml:space="preserve"> · таймкод ~1:41:18–кон.</w:t>
+        <w:t xml:space="preserve">🔹 Лекция: «А нужен ли Гуру?» (09.08.2026, Южно-Сахалинск) · ссылка: youtube.com/watch?v=G1CYFanHWhc · таймкод ~1:41:18–кон.</w:t>
       </w:r>
     </w:p>
     <w:p>
@@ -4233,26 +3639,17 @@
         <w:ind w:left="360"/>
       </w:pPr>
       <w:r>
-        <w:t xml:space="preserve">1. Подставить точные </w:t>
+        <w:t xml:space="preserve">1. ~~Подставить точные название лекции, ссылку, дату, место~~ — </w:t>
       </w:r>
       <w:r>
         <w:rPr>
           <w:b/>
           <w:bCs/>
         </w:rPr>
-        <w:t xml:space="preserve">название лекции, ссылку, дату, место</w:t>
-      </w:r>
-      <w:r>
-        <w:t xml:space="preserve"> из описания видео (сейчас </w:t>
-      </w:r>
-      <w:r>
-        <w:rPr>
-          <w:rFonts w:ascii="Consolas" w:cs="Consolas" w:eastAsia="Consolas" w:hAnsi="Consolas"/>
-        </w:rPr>
-        <w:t xml:space="preserve">[сверить]</w:t>
-      </w:r>
-      <w:r>
-        <w:t xml:space="preserve">).</w:t>
+        <w:t xml:space="preserve">сделано</w:t>
+      </w:r>
+      <w:r>
+        <w:t xml:space="preserve">: подтверждено по описанию видео (см. служебную шапку).</w:t>
       </w:r>
     </w:p>
     <w:p>
@@ -4355,10 +3752,6 @@
 </w:document>
 </file>
 
-<file path=word/comments.xml><?xml version="1.0" encoding="utf-8"?>
-<w:comments xmlns:cx="http://schemas.microsoft.com/office/drawing/2014/chartex" xmlns:cx1="http://schemas.microsoft.com/office/drawing/2015/9/8/chartex" xmlns:cx2="http://schemas.microsoft.com/office/drawing/2015/10/21/chartex" xmlns:cx3="http://schemas.microsoft.com/office/drawing/2016/5/9/chartex" xmlns:cx4="http://schemas.microsoft.com/office/drawing/2016/5/10/chartex" xmlns:cx5="http://schemas.microsoft.com/office/drawing/2016/5/11/chartex" xmlns:cx6="http://schemas.microsoft.com/office/drawing/2016/5/12/chartex" xmlns:cx7="http://schemas.microsoft.com/office/drawing/2016/5/13/chartex" xmlns:cx8="http://schemas.microsoft.com/office/drawing/2016/5/14/chartex" xmlns:mc="http://schemas.openxmlformats.org/markup-compatibility/2006" xmlns:aink="http://schemas.microsoft.com/office/drawing/2016/ink" xmlns:am3d="http://schemas.microsoft.com/office/drawing/2017/model3d" xmlns:o="urn:schemas-microsoft-com:office:office" xmlns:r="http://schemas.openxmlformats.org/officeDocument/2006/relationships" xmlns:m="http://schemas.openxmlformats.org/officeDocument/2006/math" xmlns:v="urn:schemas-microsoft-com:vml" xmlns:wp14="http://schemas.microsoft.com/office/word/2010/wordprocessingDrawing" xmlns:wp="http://schemas.openxmlformats.org/drawingml/2006/wordprocessingDrawing" xmlns:w10="urn:schemas-microsoft-com:office:word" xmlns:w="http://schemas.openxmlformats.org/wordprocessingml/2006/main" xmlns:w14="http://schemas.microsoft.com/office/word/2010/wordml" xmlns:w15="http://schemas.microsoft.com/office/word/2012/wordml" xmlns:w16cex="http://schemas.microsoft.com/office/word/2018/wordml/cex" xmlns:w16cid="http://schemas.microsoft.com/office/word/2016/wordml/cid" xmlns:w16="http://schemas.microsoft.com/office/word/2018/wordml" xmlns:w16sdtdh="http://schemas.microsoft.com/office/word/2020/wordml/sdtdatahash" xmlns:w16se="http://schemas.microsoft.com/office/word/2015/wordml/symex" xmlns:wpg="http://schemas.microsoft.com/office/word/2010/wordprocessingGroup" xmlns:wpi="http://schemas.microsoft.com/office/word/2010/wordprocessingInk" xmlns:wne="http://schemas.microsoft.com/office/word/2006/wordml" xmlns:wps="http://schemas.microsoft.com/office/word/2010/wordprocessingShape"/>
-</file>
-
 <file path=word/endnotes.xml><?xml version="1.0" encoding="utf-8"?>
 <w:endnotes xmlns:wpc="http://schemas.microsoft.com/office/word/2010/wordprocessingCanvas" xmlns:mc="http://schemas.openxmlformats.org/markup-compatibility/2006" xmlns:o="urn:schemas-microsoft-com:office:office" xmlns:r="http://schemas.openxmlformats.org/officeDocument/2006/relationships" xmlns:m="http://schemas.openxmlformats.org/officeDocument/2006/math" xmlns:v="urn:schemas-microsoft-com:vml" xmlns:wp14="http://schemas.microsoft.com/office/word/2010/wordprocessingDrawing" xmlns:wp="http://schemas.openxmlformats.org/drawingml/2006/wordprocessingDrawing" xmlns:w10="urn:schemas-microsoft-com:office:word" xmlns:w="http://schemas.openxmlformats.org/wordprocessingml/2006/main" xmlns:w14="http://schemas.microsoft.com/office/word/2010/wordml" xmlns:w15="http://schemas.microsoft.com/office/word/2012/wordml" xmlns:wpg="http://schemas.microsoft.com/office/word/2010/wordprocessingGroup" xmlns:wpi="http://schemas.microsoft.com/office/word/2010/wordprocessingInk" xmlns:wne="http://schemas.microsoft.com/office/word/2006/wordml" xmlns:wps="http://schemas.microsoft.com/office/word/2010/wordprocessingShape" mc:Ignorable="w14 w15 wp14">
   <w:endnote w:type="separator" w:id="-1">
@@ -4437,7 +3830,7 @@
 <w:numbering xmlns:wpc="http://schemas.microsoft.com/office/word/2010/wordprocessingCanvas" xmlns:mc="http://schemas.openxmlformats.org/markup-compatibility/2006" xmlns:o="urn:schemas-microsoft-com:office:office" xmlns:r="http://schemas.openxmlformats.org/officeDocument/2006/relationships" xmlns:m="http://schemas.openxmlformats.org/officeDocument/2006/math" xmlns:v="urn:schemas-microsoft-com:vml" xmlns:wp14="http://schemas.microsoft.com/office/word/2010/wordprocessingDrawing" xmlns:wp="http://schemas.openxmlformats.org/drawingml/2006/wordprocessingDrawing" xmlns:w10="urn:schemas-microsoft-com:office:word" xmlns:w="http://schemas.openxmlformats.org/wordprocessingml/2006/main" xmlns:w14="http://schemas.microsoft.com/office/word/2010/wordml" xmlns:w15="http://schemas.microsoft.com/office/word/2012/wordml" xmlns:wpg="http://schemas.microsoft.com/office/word/2010/wordprocessingGroup" xmlns:wpi="http://schemas.microsoft.com/office/word/2010/wordprocessingInk" xmlns:wne="http://schemas.microsoft.com/office/word/2006/wordml" xmlns:wps="http://schemas.microsoft.com/office/word/2010/wordprocessingShape" mc:Ignorable="w14 w15 wp14">
   <w:abstractNum w:abstractNumId="1" w15:restartNumberingAfterBreak="0">
     <w:multiLevelType w:val="hybridMultilevel"/>
-    <w:lvl w:ilvl="0" w15:tentative="1">
+    <w:lvl w:ilvl="0" w:tentative="1">
       <w:start w:val="1"/>
       <w:numFmt w:val="bullet"/>
       <w:lvlText w:val="●"/>
@@ -4446,7 +3839,7 @@
         <w:ind w:left="720" w:hanging="360"/>
       </w:pPr>
     </w:lvl>
-    <w:lvl w:ilvl="1" w15:tentative="1">
+    <w:lvl w:ilvl="1" w:tentative="1">
       <w:start w:val="1"/>
       <w:numFmt w:val="bullet"/>
       <w:lvlText w:val="○"/>
@@ -4455,7 +3848,7 @@
         <w:ind w:left="1440" w:hanging="360"/>
       </w:pPr>
     </w:lvl>
-    <w:lvl w:ilvl="2" w15:tentative="1">
+    <w:lvl w:ilvl="2" w:tentative="1">
       <w:start w:val="1"/>
       <w:numFmt w:val="bullet"/>
       <w:lvlText w:val="■"/>
@@ -4464,7 +3857,7 @@
         <w:ind w:left="2160" w:hanging="360"/>
       </w:pPr>
     </w:lvl>
-    <w:lvl w:ilvl="3" w15:tentative="1">
+    <w:lvl w:ilvl="3" w:tentative="1">
       <w:start w:val="1"/>
       <w:numFmt w:val="bullet"/>
       <w:lvlText w:val="●"/>
@@ -4473,7 +3866,7 @@
         <w:ind w:left="2880" w:hanging="360"/>
       </w:pPr>
     </w:lvl>
-    <w:lvl w:ilvl="4" w15:tentative="1">
+    <w:lvl w:ilvl="4" w:tentative="1">
       <w:start w:val="1"/>
       <w:numFmt w:val="bullet"/>
       <w:lvlText w:val="○"/>
@@ -4482,7 +3875,7 @@
         <w:ind w:left="3600" w:hanging="360"/>
       </w:pPr>
     </w:lvl>
-    <w:lvl w:ilvl="5" w15:tentative="1">
+    <w:lvl w:ilvl="5" w:tentative="1">
       <w:start w:val="1"/>
       <w:numFmt w:val="bullet"/>
       <w:lvlText w:val="■"/>
@@ -4491,7 +3884,7 @@
         <w:ind w:left="4320" w:hanging="360"/>
       </w:pPr>
     </w:lvl>
-    <w:lvl w:ilvl="6" w15:tentative="1">
+    <w:lvl w:ilvl="6" w:tentative="1">
       <w:start w:val="1"/>
       <w:numFmt w:val="bullet"/>
       <w:lvlText w:val="●"/>
@@ -4500,7 +3893,7 @@
         <w:ind w:left="5040" w:hanging="360"/>
       </w:pPr>
     </w:lvl>
-    <w:lvl w:ilvl="7" w15:tentative="1">
+    <w:lvl w:ilvl="7" w:tentative="1">
       <w:start w:val="1"/>
       <w:numFmt w:val="bullet"/>
       <w:lvlText w:val="●"/>
@@ -4509,7 +3902,7 @@
         <w:ind w:left="5760" w:hanging="360"/>
       </w:pPr>
     </w:lvl>
-    <w:lvl w:ilvl="8" w15:tentative="1">
+    <w:lvl w:ilvl="8" w:tentative="1">
       <w:start w:val="1"/>
       <w:numFmt w:val="bullet"/>
       <w:lvlText w:val="●"/>
@@ -4540,6 +3933,25 @@
     </w:rPrDefault>
     <w:pPrDefault/>
   </w:docDefaults>
+  <w:style w:type="paragraph" w:styleId="Normal" w:default="1">
+    <w:name w:val="Normal"/>
+    <w:qFormat/>
+  </w:style>
+  <w:style w:type="table" w:styleId="TableNormal" w:default="true">
+    <w:name w:val="Normal Table"/>
+    <w:uiPriority w:val="99"/>
+    <w:semiHidden/>
+    <w:unhideWhenUsed/>
+    <w:tblPr>
+      <w:tblInd w:type="dxa" w:w="0"/>
+      <w:tblCellMar>
+        <w:top w:type="dxa" w:w="0"/>
+        <w:left w:type="dxa" w:w="108"/>
+        <w:bottom w:type="dxa" w:w="0"/>
+        <w:right w:type="dxa" w:w="108"/>
+      </w:tblCellMar>
+    </w:tblPr>
+  </w:style>
   <w:style w:type="paragraph" w:styleId="Title">
     <w:name w:val="Title"/>
     <w:basedOn w:val="Normal"/>
@@ -4627,6 +4039,139 @@
     <w:basedOn w:val="Normal"/>
     <w:qFormat/>
   </w:style>
+  <w:style w:type="paragraph" w:styleId="Caption">
+    <w:name w:val="caption"/>
+    <w:basedOn w:val="Normal"/>
+    <w:next w:val="Normal"/>
+    <w:uiPriority w:val="35"/>
+    <w:semiHidden/>
+    <w:unhideWhenUsed/>
+    <w:qFormat/>
+    <w:pPr>
+      <w:spacing w:after="200"/>
+    </w:pPr>
+    <w:rPr>
+      <w:i/>
+      <w:iCs/>
+      <w:color w:val="44546A" w:themeColor="dark2"/>
+      <w:sz w:val="18"/>
+      <w:szCs w:val="18"/>
+    </w:rPr>
+  </w:style>
+  <w:style w:type="paragraph" w:styleId="Bibliography">
+    <w:name w:val="Bibliography"/>
+    <w:basedOn w:val="Normal"/>
+    <w:next w:val="Normal"/>
+    <w:uiPriority w:val="37"/>
+    <w:unhideWhenUsed/>
+  </w:style>
+  <w:style w:type="paragraph" w:styleId="TOC1">
+    <w:name w:val="toc 1"/>
+    <w:basedOn w:val="Normal"/>
+    <w:next w:val="Normal"/>
+    <w:uiPriority w:val="39"/>
+    <w:semiHidden/>
+    <w:unhideWhenUsed/>
+    <w:pPr>
+      <w:spacing w:after="100"/>
+    </w:pPr>
+  </w:style>
+  <w:style w:type="paragraph" w:styleId="TOC2">
+    <w:name w:val="toc 2"/>
+    <w:basedOn w:val="Normal"/>
+    <w:next w:val="Normal"/>
+    <w:uiPriority w:val="39"/>
+    <w:semiHidden/>
+    <w:unhideWhenUsed/>
+    <w:pPr>
+      <w:spacing w:after="100"/>
+      <w:ind w:left="220"/>
+    </w:pPr>
+  </w:style>
+  <w:style w:type="paragraph" w:styleId="TOC3">
+    <w:name w:val="toc 3"/>
+    <w:basedOn w:val="Normal"/>
+    <w:next w:val="Normal"/>
+    <w:uiPriority w:val="39"/>
+    <w:semiHidden/>
+    <w:unhideWhenUsed/>
+    <w:pPr>
+      <w:spacing w:after="100"/>
+      <w:ind w:left="440"/>
+    </w:pPr>
+  </w:style>
+  <w:style w:type="paragraph" w:styleId="TOC4">
+    <w:name w:val="toc 4"/>
+    <w:basedOn w:val="Normal"/>
+    <w:next w:val="Normal"/>
+    <w:uiPriority w:val="39"/>
+    <w:semiHidden/>
+    <w:unhideWhenUsed/>
+    <w:pPr>
+      <w:spacing w:after="100"/>
+      <w:ind w:left="660"/>
+    </w:pPr>
+  </w:style>
+  <w:style w:type="paragraph" w:styleId="TOC5">
+    <w:name w:val="toc 5"/>
+    <w:basedOn w:val="Normal"/>
+    <w:next w:val="Normal"/>
+    <w:uiPriority w:val="39"/>
+    <w:semiHidden/>
+    <w:unhideWhenUsed/>
+    <w:pPr>
+      <w:spacing w:after="100"/>
+      <w:ind w:left="880"/>
+    </w:pPr>
+  </w:style>
+  <w:style w:type="paragraph" w:styleId="TOC6">
+    <w:name w:val="toc 6"/>
+    <w:basedOn w:val="Normal"/>
+    <w:next w:val="Normal"/>
+    <w:uiPriority w:val="39"/>
+    <w:semiHidden/>
+    <w:unhideWhenUsed/>
+    <w:pPr>
+      <w:spacing w:after="100"/>
+      <w:ind w:left="1100"/>
+    </w:pPr>
+  </w:style>
+  <w:style w:type="paragraph" w:styleId="TOC7">
+    <w:name w:val="toc 7"/>
+    <w:basedOn w:val="Normal"/>
+    <w:next w:val="Normal"/>
+    <w:uiPriority w:val="39"/>
+    <w:semiHidden/>
+    <w:unhideWhenUsed/>
+    <w:pPr>
+      <w:spacing w:after="100"/>
+      <w:ind w:left="1320"/>
+    </w:pPr>
+  </w:style>
+  <w:style w:type="paragraph" w:styleId="TOC8">
+    <w:name w:val="toc 8"/>
+    <w:basedOn w:val="Normal"/>
+    <w:next w:val="Normal"/>
+    <w:uiPriority w:val="39"/>
+    <w:semiHidden/>
+    <w:unhideWhenUsed/>
+    <w:pPr>
+      <w:spacing w:after="100"/>
+      <w:ind w:left="1540"/>
+    </w:pPr>
+  </w:style>
+  <w:style w:type="paragraph" w:styleId="TOC9">
+    <w:name w:val="toc 9"/>
+    <w:basedOn w:val="Normal"/>
+    <w:next w:val="Normal"/>
+    <w:uiPriority w:val="39"/>
+    <w:semiHidden/>
+    <w:unhideWhenUsed/>
+    <w:pPr>
+      <w:spacing w:after="100"/>
+      <w:ind w:left="1760"/>
+    </w:pPr>
+  </w:style>
   <w:style w:type="character" w:styleId="Hyperlink">
     <w:name w:val="Hyperlink"/>
     <w:basedOn w:val="DefaultParagraphFont"/>
@@ -4711,5 +4256,302 @@
       <w:szCs w:val="20"/>
     </w:rPr>
   </w:style>
+  <w:style w:type="character" w:styleId="LineNumber">
+    <w:name w:val="line number"/>
+    <w:basedOn w:val="DefaultParagraphFont"/>
+    <w:uiPriority w:val="99"/>
+    <w:semiHidden/>
+    <w:unhideWhenUsed/>
+  </w:style>
 </w:styles>
+</file>
+
+<file path=word/theme/theme1.xml><?xml version="1.0" encoding="utf-8"?>
+<a:theme xmlns:a="http://schemas.openxmlformats.org/drawingml/2006/main" name="Office Theme">
+  <a:themeElements>
+    <a:clrScheme name="Office">
+      <a:dk1>
+        <a:sysClr val="windowText" lastClr="000000"/>
+      </a:dk1>
+      <a:lt1>
+        <a:sysClr val="window" lastClr="FFFFFF"/>
+      </a:lt1>
+      <a:dk2>
+        <a:srgbClr val="44546A"/>
+      </a:dk2>
+      <a:lt2>
+        <a:srgbClr val="E7E6E6"/>
+      </a:lt2>
+      <a:accent1>
+        <a:srgbClr val="4472C4"/>
+      </a:accent1>
+      <a:accent2>
+        <a:srgbClr val="ED7D31"/>
+      </a:accent2>
+      <a:accent3>
+        <a:srgbClr val="A5A5A5"/>
+      </a:accent3>
+      <a:accent4>
+        <a:srgbClr val="FFC000"/>
+      </a:accent4>
+      <a:accent5>
+        <a:srgbClr val="5B9BD5"/>
+      </a:accent5>
+      <a:accent6>
+        <a:srgbClr val="70AD47"/>
+      </a:accent6>
+      <a:hlink>
+        <a:srgbClr val="0563C1"/>
+      </a:hlink>
+      <a:folHlink>
+        <a:srgbClr val="954F72"/>
+      </a:folHlink>
+    </a:clrScheme>
+    <a:fontScheme name="Office">
+      <a:majorFont>
+        <a:latin typeface="Calibri Light" panose="020F0302020204030204"/>
+        <a:ea typeface=""/>
+        <a:cs typeface=""/>
+        <a:font script="Jpan" typeface="游ゴシック Light"/>
+        <a:font script="Hang" typeface="맑은 고딕"/>
+        <a:font script="Hans" typeface="等线 Light"/>
+        <a:font script="Hant" typeface="新細明體"/>
+        <a:font script="Arab" typeface="Times New Roman"/>
+        <a:font script="Hebr" typeface="Times New Roman"/>
+        <a:font script="Thai" typeface="Angsana New"/>
+        <a:font script="Ethi" typeface="Nyala"/>
+        <a:font script="Beng" typeface="Vrinda"/>
+        <a:font script="Gujr" typeface="Shruti"/>
+        <a:font script="Khmr" typeface="MoolBoran"/>
+        <a:font script="Knda" typeface="Tunga"/>
+        <a:font script="Guru" typeface="Raavi"/>
+        <a:font script="Cans" typeface="Euphemia"/>
+        <a:font script="Cher" typeface="Plantagenet Cherokee"/>
+        <a:font script="Yiii" typeface="Microsoft Yi Baiti"/>
+        <a:font script="Tibt" typeface="Microsoft Himalaya"/>
+        <a:font script="Thaa" typeface="MV Boli"/>
+        <a:font script="Deva" typeface="Mangal"/>
+        <a:font script="Telu" typeface="Gautami"/>
+        <a:font script="Taml" typeface="Latha"/>
+        <a:font script="Syrc" typeface="Estrangelo Edessa"/>
+        <a:font script="Orya" typeface="Kalinga"/>
+        <a:font script="Mlym" typeface="Kartika"/>
+        <a:font script="Laoo" typeface="DokChampa"/>
+        <a:font script="Sinh" typeface="Iskoola Pota"/>
+        <a:font script="Mong" typeface="Mongolian Baiti"/>
+        <a:font script="Viet" typeface="Times New Roman"/>
+        <a:font script="Uigh" typeface="Microsoft Uighur"/>
+        <a:font script="Geor" typeface="Sylfaen"/>
+        <a:font script="Armn" typeface="Arial"/>
+        <a:font script="Bugi" typeface="Leelawadee UI"/>
+        <a:font script="Bopo" typeface="Microsoft JhengHei"/>
+        <a:font script="Java" typeface="Javanese Text"/>
+        <a:font script="Lisu" typeface="Segoe UI"/>
+        <a:font script="Mymr" typeface="Myanmar Text"/>
+        <a:font script="Nkoo" typeface="Ebrima"/>
+        <a:font script="Olck" typeface="Nirmala UI"/>
+        <a:font script="Osma" typeface="Ebrima"/>
+        <a:font script="Phag" typeface="Phagspa"/>
+        <a:font script="Syrn" typeface="Estrangelo Edessa"/>
+        <a:font script="Syrj" typeface="Estrangelo Edessa"/>
+        <a:font script="Syre" typeface="Estrangelo Edessa"/>
+        <a:font script="Sora" typeface="Nirmala UI"/>
+        <a:font script="Tale" typeface="Microsoft Tai Le"/>
+        <a:font script="Talu" typeface="Microsoft New Tai Lue"/>
+        <a:font script="Tfng" typeface="Ebrima"/>
+      </a:majorFont>
+      <a:minorFont>
+        <a:latin typeface="Calibri" panose="020F0502020204030204"/>
+        <a:ea typeface=""/>
+        <a:cs typeface=""/>
+        <a:font script="Jpan" typeface="游明朝"/>
+        <a:font script="Hang" typeface="맑은 고딕"/>
+        <a:font script="Hans" typeface="等线"/>
+        <a:font script="Hant" typeface="新細明體"/>
+        <a:font script="Arab" typeface="Arial"/>
+        <a:font script="Hebr" typeface="Arial"/>
+        <a:font script="Thai" typeface="Cordia New"/>
+        <a:font script="Ethi" typeface="Nyala"/>
+        <a:font script="Beng" typeface="Vrinda"/>
+        <a:font script="Gujr" typeface="Shruti"/>
+        <a:font script="Khmr" typeface="DaunPenh"/>
+        <a:font script="Knda" typeface="Tunga"/>
+        <a:font script="Guru" typeface="Raavi"/>
+        <a:font script="Cans" typeface="Euphemia"/>
+        <a:font script="Cher" typeface="Plantagenet Cherokee"/>
+        <a:font script="Yiii" typeface="Microsoft Yi Baiti"/>
+        <a:font script="Tibt" typeface="Microsoft Himalaya"/>
+        <a:font script="Thaa" typeface="MV Boli"/>
+        <a:font script="Deva" typeface="Mangal"/>
+        <a:font script="Telu" typeface="Gautami"/>
+        <a:font script="Taml" typeface="Latha"/>
+        <a:font script="Syrc" typeface="Estrangelo Edessa"/>
+        <a:font script="Orya" typeface="Kalinga"/>
+        <a:font script="Mlym" typeface="Kartika"/>
+        <a:font script="Laoo" typeface="DokChampa"/>
+        <a:font script="Sinh" typeface="Iskoola Pota"/>
+        <a:font script="Mong" typeface="Mongolian Baiti"/>
+        <a:font script="Viet" typeface="Arial"/>
+        <a:font script="Uigh" typeface="Microsoft Uighur"/>
+        <a:font script="Geor" typeface="Sylfaen"/>
+        <a:font script="Armn" typeface="Arial"/>
+        <a:font script="Bugi" typeface="Leelawadee UI"/>
+        <a:font script="Bopo" typeface="Microsoft JhengHei"/>
+        <a:font script="Java" typeface="Javanese Text"/>
+        <a:font script="Lisu" typeface="Segoe UI"/>
+        <a:font script="Mymr" typeface="Myanmar Text"/>
+        <a:font script="Nkoo" typeface="Ebrima"/>
+        <a:font script="Olck" typeface="Nirmala UI"/>
+        <a:font script="Osma" typeface="Ebrima"/>
+        <a:font script="Phag" typeface="Phagspa"/>
+        <a:font script="Syrn" typeface="Estrangelo Edessa"/>
+        <a:font script="Syrj" typeface="Estrangelo Edessa"/>
+        <a:font script="Syre" typeface="Estrangelo Edessa"/>
+        <a:font script="Sora" typeface="Nirmala UI"/>
+        <a:font script="Tale" typeface="Microsoft Tai Le"/>
+        <a:font script="Talu" typeface="Microsoft New Tai Lue"/>
+        <a:font script="Tfng" typeface="Ebrima"/>
+      </a:minorFont>
+    </a:fontScheme>
+    <a:fmtScheme name="Office">
+      <a:fillStyleLst>
+        <a:solidFill>
+          <a:schemeClr val="phClr"/>
+        </a:solidFill>
+        <a:gradFill rotWithShape="true">
+          <a:gsLst>
+            <a:gs pos="0">
+              <a:schemeClr val="phClr">
+                <a:lumMod val="110000"/>
+                <a:satMod val="105000"/>
+                <a:tint val="67000"/>
+              </a:schemeClr>
+            </a:gs>
+            <a:gs pos="50000">
+              <a:schemeClr val="phClr">
+                <a:lumMod val="105000"/>
+                <a:satMod val="103000"/>
+                <a:tint val="73000"/>
+              </a:schemeClr>
+            </a:gs>
+            <a:gs pos="100000">
+              <a:schemeClr val="phClr">
+                <a:lumMod val="105000"/>
+                <a:satMod val="109000"/>
+                <a:tint val="81000"/>
+              </a:schemeClr>
+            </a:gs>
+          </a:gsLst>
+          <a:lin ang="5400000" scaled="false"/>
+        </a:gradFill>
+        <a:gradFill rotWithShape="true">
+          <a:gsLst>
+            <a:gs pos="0">
+              <a:schemeClr val="phClr">
+                <a:satMod val="103000"/>
+                <a:lumMod val="102000"/>
+                <a:tint val="94000"/>
+              </a:schemeClr>
+            </a:gs>
+            <a:gs pos="50000">
+              <a:schemeClr val="phClr">
+                <a:satMod val="110000"/>
+                <a:lumMod val="100000"/>
+                <a:shade val="100000"/>
+              </a:schemeClr>
+            </a:gs>
+            <a:gs pos="100000">
+              <a:schemeClr val="phClr">
+                <a:lumMod val="99000"/>
+                <a:satMod val="120000"/>
+                <a:shade val="78000"/>
+              </a:schemeClr>
+            </a:gs>
+          </a:gsLst>
+          <a:lin ang="5400000" scaled="false"/>
+        </a:gradFill>
+      </a:fillStyleLst>
+      <a:lnStyleLst>
+        <a:ln w="6350" cap="flat" cmpd="sng" algn="ctr">
+          <a:solidFill>
+            <a:schemeClr val="phClr"/>
+          </a:solidFill>
+          <a:prstDash val="solid"/>
+          <a:miter lim="800000"/>
+        </a:ln>
+        <a:ln w="12700" cap="flat" cmpd="sng" algn="ctr">
+          <a:solidFill>
+            <a:schemeClr val="phClr"/>
+          </a:solidFill>
+          <a:prstDash val="solid"/>
+          <a:miter lim="800000"/>
+        </a:ln>
+        <a:ln w="19050" cap="flat" cmpd="sng" algn="ctr">
+          <a:solidFill>
+            <a:schemeClr val="phClr"/>
+          </a:solidFill>
+          <a:prstDash val="solid"/>
+          <a:miter lim="800000"/>
+        </a:ln>
+      </a:lnStyleLst>
+      <a:effectStyleLst>
+        <a:effectStyle>
+          <a:effectLst/>
+        </a:effectStyle>
+        <a:effectStyle>
+          <a:effectLst/>
+        </a:effectStyle>
+        <a:effectStyle>
+          <a:effectLst>
+            <a:outerShdw blurRad="57150" dist="19050" dir="5400000" algn="ctr" rotWithShape="false">
+              <a:srgbClr val="000000">
+                <a:alpha val="63000"/>
+              </a:srgbClr>
+            </a:outerShdw>
+          </a:effectLst>
+        </a:effectStyle>
+      </a:effectStyleLst>
+      <a:bgFillStyleLst>
+        <a:solidFill>
+          <a:schemeClr val="phClr"/>
+        </a:solidFill>
+        <a:solidFill>
+          <a:schemeClr val="phClr">
+            <a:tint val="95000"/>
+            <a:satMod val="170000"/>
+          </a:schemeClr>
+        </a:solidFill>
+        <a:gradFill rotWithShape="true">
+          <a:gsLst>
+            <a:gs pos="0">
+              <a:schemeClr val="phClr">
+                <a:tint val="93000"/>
+                <a:satMod val="150000"/>
+                <a:shade val="98000"/>
+                <a:lumMod val="102000"/>
+              </a:schemeClr>
+            </a:gs>
+            <a:gs pos="50000">
+              <a:schemeClr val="phClr">
+                <a:tint val="98000"/>
+                <a:satMod val="130000"/>
+                <a:shade val="90000"/>
+                <a:lumMod val="103000"/>
+              </a:schemeClr>
+            </a:gs>
+            <a:gs pos="100000">
+              <a:schemeClr val="phClr">
+                <a:shade val="63000"/>
+                <a:satMod val="120000"/>
+              </a:schemeClr>
+            </a:gs>
+          </a:gsLst>
+          <a:lin ang="5400000" scaled="false"/>
+        </a:gradFill>
+      </a:bgFillStyleLst>
+    </a:fmtScheme>
+  </a:themeElements>
+  <a:objectDefaults/>
+  <a:extraClrSchemeLst/>
+</a:theme>
 </file>